--- a/word_reports/LP_0003_위치_307_Various Artists_Diamond P.docx
+++ b/word_reports/LP_0003_위치_307_Various Artists_Diamond P.docx
@@ -4,7 +4,7 @@
   <w:body>
     <w:p>
       <w:pPr>
-        <w:spacing w:after="280"/>
+        <w:spacing w:after="80"/>
       </w:pPr>
       <w:r>
         <w:rPr w:rFonts="맑은 고딕">
@@ -13,94 +13,47 @@
           <w:color w:val="1E3A8A"/>
           <w:sz w:val="30"/>
         </w:rPr>
-        <w:t>[307] Various Artists - Diamond Pops  Vol. 8</w:t>
+        <w:t>Various Artists - Diamond Pops  Vol. 8</w:t>
       </w:r>
     </w:p>
     <w:p>
       <w:pPr>
-        <w:spacing w:after="320"/>
+        <w:spacing w:after="240"/>
       </w:pPr>
       <w:r>
         <w:rPr w:rFonts="맑은 고딕">
           <w:rFonts w:ascii="맑은 고딕" w:hAnsi="맑은 고딕" w:eastAsia="맑은 고딕"/>
           <w:b/>
-          <w:sz w:val="20"/>
+          <w:color w:val="4B5563"/>
+          <w:sz w:val="22"/>
         </w:rPr>
-        <w:t>■ 위치 : 307</w:t>
-        <w:br/>
-      </w:r>
-      <w:r>
-        <w:rPr w:rFonts="맑은 고딕">
-          <w:rFonts w:ascii="맑은 고딕" w:hAnsi="맑은 고딕" w:eastAsia="맑은 고딕"/>
-          <w:b/>
-          <w:sz w:val="20"/>
-        </w:rPr>
-        <w:t>■ 아티스트 : Various Artists</w:t>
-        <w:br/>
-      </w:r>
-      <w:r>
-        <w:rPr w:rFonts="맑은 고딕">
-          <w:rFonts w:ascii="맑은 고딕" w:hAnsi="맑은 고딕" w:eastAsia="맑은 고딕"/>
-          <w:b/>
-          <w:sz w:val="20"/>
-        </w:rPr>
-        <w:t>■ 앨범명 : Diamond Pops  Vol. 8</w:t>
-        <w:br/>
-      </w:r>
-      <w:r>
-        <w:rPr w:rFonts="맑은 고딕">
-          <w:rFonts w:ascii="맑은 고딕" w:hAnsi="맑은 고딕" w:eastAsia="맑은 고딕"/>
-          <w:b w:val="0"/>
-          <w:sz w:val="20"/>
-        </w:rPr>
-        <w:t>■ 음반 레이블 : Oasis Record Co. (오아시스 레코드)</w:t>
-        <w:br/>
-      </w:r>
-      <w:r>
-        <w:rPr w:rFonts="맑은 고딕">
-          <w:rFonts w:ascii="맑은 고딕" w:hAnsi="맑은 고딕" w:eastAsia="맑은 고딕"/>
-          <w:b w:val="0"/>
-          <w:sz w:val="20"/>
-        </w:rPr>
-        <w:t>■ 발매년도 : 1979</w:t>
-        <w:br/>
-      </w:r>
-      <w:r>
-        <w:rPr w:rFonts="맑은 고딕">
-          <w:rFonts w:ascii="맑은 고딕" w:hAnsi="맑은 고딕" w:eastAsia="맑은 고딕"/>
-          <w:b w:val="0"/>
-          <w:sz w:val="20"/>
-        </w:rPr>
-        <w:t>■ 장르 : 팝 / 이지 리스닝 / 소프트 록 (Pop / Easy Listening / Soft Rock)</w:t>
-        <w:br/>
-      </w:r>
-      <w:r>
-        <w:rPr w:rFonts="맑은 고딕">
-          <w:rFonts w:ascii="맑은 고딕" w:hAnsi="맑은 고딕" w:eastAsia="맑은 고딕"/>
-          <w:b w:val="0"/>
-          <w:sz w:val="20"/>
-        </w:rPr>
-        <w:t>■ 주요 수록곡 : 1. Bee Gees - How Deep Is Your Love</w:t>
-        <w:br/>
+        <w:t>위치 :  307</w:t>
       </w:r>
     </w:p>
     <w:p>
       <w:pPr>
-        <w:spacing w:after="160"/>
+        <w:spacing w:line="324" w:lineRule="auto" w:before="80" w:after="160"/>
       </w:pPr>
       <w:r>
         <w:rPr w:rFonts="맑은 고딕">
           <w:rFonts w:ascii="맑은 고딕" w:hAnsi="맑은 고딕" w:eastAsia="맑은 고딕"/>
           <w:b/>
           <w:color w:val="1F2937"/>
-          <w:sz w:val="24"/>
+          <w:sz w:val="22"/>
         </w:rPr>
-        <w:t>■ 음반 해설 및 감상 가이드</w:t>
+        <w:t xml:space="preserve">[음반 소개] </w:t>
+      </w:r>
+      <w:r>
+        <w:rPr w:rFonts="맑은 고딕">
+          <w:rFonts w:ascii="맑은 고딕" w:hAnsi="맑은 고딕" w:eastAsia="맑은 고딕"/>
+          <w:b w:val="0"/>
+          <w:sz w:val="21"/>
+        </w:rPr>
       </w:r>
     </w:p>
     <w:p>
       <w:pPr>
-        <w:spacing w:line="312" w:lineRule="auto" w:after="120"/>
+        <w:spacing w:line="324" w:lineRule="auto" w:after="120"/>
       </w:pPr>
       <w:r>
         <w:rPr w:rFonts="맑은 고딕">
@@ -108,51 +61,516 @@
           <w:b w:val="0"/>
           <w:sz w:val="21"/>
         </w:rPr>
-        <w:t>1970년대 후반 국내 음반 시장에서 대중적 사랑을 한몸에 받으며 서양 팝 음악의 관문 역할을 했던 '다이아몬드 팝스(Diamond Pops)' 시리즈의 여덟 번째 연작입니다. 당대 오아시스 레코드를 통해 라이선스로 소개된 이 컴필레이션 앨범은, 해외 음악에 목말라 있던 국내 음악 애호가들에게 시대의 가장 찬란했던 히트곡들을 한데 모아 선사했던 소중한 음악적 자산이었습니다. 세월이 흘렀음에도 'Diamond Pops Vol. 8'은 단순한 옴니버스 음반을 넘어, 70년대 아날로그 팝의 황금기를 상징하는 매력적인 아카이브로 평가받고 있습니다.</w:t>
+        <w:t>음악이 시간의 결을 따라 흐르며 남긴 영롱한 자취처럼, 《Diamond Pops  Vol. 8》은 한 시대를 수놓았던 위대한 멜로디들을 하나의 찬란한 보석함에 정성스레 담아낸 명반입니다. 라디오 주파수를 맞추며 밤을 지새우던 아날로그 시대의 순수한 서정과 청춘의 낭만이 음반의 소리 골마다 고결하고 따스하게 스며 있습니다. 각 트랙마다 세대를 초월한 음악적 감동과 정교한 편곡의 미학이 어우러져, 듣는 이의 마음 깊은 곳에 잠자고 있던 아련한 노스탤지어를 우아하게 일깨웁니다. 황금기 팝 음악이 지닌 보편적 아름다움과 서정미를 집대성한 본 앨범은 오늘날에도 여전히 변치 않는 울림을 선사하는 소중한 음악적 유산입니다.</w:t>
       </w:r>
     </w:p>
     <w:p>
       <w:pPr>
-        <w:spacing w:line="312" w:lineRule="auto" w:after="120"/>
+        <w:spacing w:line="324" w:lineRule="auto" w:before="200" w:after="80"/>
       </w:pPr>
+      <w:r>
+        <w:rPr w:rFonts="맑은 고딕">
+          <w:rFonts w:ascii="맑은 고딕" w:hAnsi="맑은 고딕" w:eastAsia="맑은 고딕"/>
+          <w:b/>
+          <w:color w:val="1E3A8A"/>
+          <w:sz w:val="24"/>
+        </w:rPr>
+        <w:t>1. 음반 데이터</w:t>
+      </w:r>
+    </w:p>
+    <w:p>
+      <w:pPr>
+        <w:spacing w:line="324" w:lineRule="auto" w:after="80"/>
+      </w:pPr>
+      <w:r>
+        <w:rPr w:rFonts="맑은 고딕">
+          <w:rFonts w:ascii="맑은 고딕" w:hAnsi="맑은 고딕" w:eastAsia="맑은 고딕"/>
+          <w:b w:val="0"/>
+          <w:color w:val="6B7280"/>
+          <w:sz w:val="21"/>
+        </w:rPr>
+        <w:t xml:space="preserve">· </w:t>
+      </w:r>
+      <w:r>
+        <w:rPr w:rFonts="맑은 고딕">
+          <w:rFonts w:ascii="맑은 고딕" w:hAnsi="맑은 고딕" w:eastAsia="맑은 고딕"/>
+          <w:b/>
+          <w:color w:val="1F2937"/>
+          <w:sz w:val="21"/>
+        </w:rPr>
+        <w:t xml:space="preserve">앨범명: </w:t>
+      </w:r>
       <w:r>
         <w:rPr w:rFonts="맑은 고딕">
           <w:rFonts w:ascii="맑은 고딕" w:hAnsi="맑은 고딕" w:eastAsia="맑은 고딕"/>
           <w:b w:val="0"/>
           <w:sz w:val="21"/>
         </w:rPr>
-        <w:t>본 음반은 1970년대 후반을 수놓은 디스코, 소프트 록, 감성적인 팝 발라드 등 다채로운 장르적 영역을 완벽한 균형감으로 포괄하고 있습니다. 빌보드 차트 정상과 세계적인 음원 차트를 석권했던 명곡들이 유기적으로 배치되어 있어, 첫 트랙부터 마지막 트랙까지 몰입감 높은 청음 경험을 제공합니다. 특히 당대 대중음악의 정점을 찍었던 오케스트레이션과 편곡의 화려함, 그리고 전자 악기와 아날로그 세션의 조화로운 결합이 음반 전체에 고급스러운 결을 더해줍니다.</w:t>
+        <w:t>Diamond Pops  Vol. 8</w:t>
       </w:r>
     </w:p>
     <w:p>
       <w:pPr>
-        <w:spacing w:line="312" w:lineRule="auto" w:after="120"/>
+        <w:spacing w:line="324" w:lineRule="auto" w:after="80"/>
       </w:pPr>
+      <w:r>
+        <w:rPr w:rFonts="맑은 고딕">
+          <w:rFonts w:ascii="맑은 고딕" w:hAnsi="맑은 고딕" w:eastAsia="맑은 고딕"/>
+          <w:b w:val="0"/>
+          <w:color w:val="6B7280"/>
+          <w:sz w:val="21"/>
+        </w:rPr>
+        <w:t xml:space="preserve">· </w:t>
+      </w:r>
+      <w:r>
+        <w:rPr w:rFonts="맑은 고딕">
+          <w:rFonts w:ascii="맑은 고딕" w:hAnsi="맑은 고딕" w:eastAsia="맑은 고딕"/>
+          <w:b/>
+          <w:color w:val="1F2937"/>
+          <w:sz w:val="21"/>
+        </w:rPr>
+        <w:t xml:space="preserve">아티스트: </w:t>
+      </w:r>
       <w:r>
         <w:rPr w:rFonts="맑은 고딕">
           <w:rFonts w:ascii="맑은 고딕" w:hAnsi="맑은 고딕" w:eastAsia="맑은 고딕"/>
           <w:b w:val="0"/>
           <w:sz w:val="21"/>
         </w:rPr>
-        <w:t>음악적 하이라이트로는 비지스(Bee Gees) 특유의 섬세한 펠셋 보컬과 감미로운 하모니가 돋보이는 "How Deep Is Your Love", 그리고 데비 분(Debby Boone)의 맑고 청아한 음색으로 깊은 울림을 전하는 "You Light Up My Life"를 들 수 있습니다. 또한, 로드 스튜어트(Rod Stewart)의 거칠면서도 호소력 짙은 보컬이 인상적인 "Sailing"과 아바(ABBA)의 경쾌하면서도 세련된 멜로디 라인이 빛나는 "Dancing Queen"은 앨범의 입체적인 서사를 더욱 풍성하게 만들어 줍니다.</w:t>
+        <w:t>Various Artists</w:t>
       </w:r>
     </w:p>
     <w:p>
       <w:pPr>
-        <w:spacing w:line="312" w:lineRule="auto" w:after="120"/>
+        <w:spacing w:line="324" w:lineRule="auto" w:after="80"/>
       </w:pPr>
+      <w:r>
+        <w:rPr w:rFonts="맑은 고딕">
+          <w:rFonts w:ascii="맑은 고딕" w:hAnsi="맑은 고딕" w:eastAsia="맑은 고딕"/>
+          <w:b w:val="0"/>
+          <w:color w:val="6B7280"/>
+          <w:sz w:val="21"/>
+        </w:rPr>
+        <w:t xml:space="preserve">· </w:t>
+      </w:r>
+      <w:r>
+        <w:rPr w:rFonts="맑은 고딕">
+          <w:rFonts w:ascii="맑은 고딕" w:hAnsi="맑은 고딕" w:eastAsia="맑은 고딕"/>
+          <w:b/>
+          <w:color w:val="1F2937"/>
+          <w:sz w:val="21"/>
+        </w:rPr>
+        <w:t xml:space="preserve">발매 정보: </w:t>
+      </w:r>
       <w:r>
         <w:rPr w:rFonts="맑은 고딕">
           <w:rFonts w:ascii="맑은 고딕" w:hAnsi="맑은 고딕" w:eastAsia="맑은 고딕"/>
           <w:b w:val="0"/>
           <w:sz w:val="21"/>
         </w:rPr>
-        <w:t>LP 판형 특유의 따뜻하고 포근한 사운드 질감은 수록곡들의 서정성과 세련미를 더욱 극대화합니다. 바늘이 턴테이블 위를 스치며 전해지는 미세한 노이즈조차 음악의 일부로 녹아들어, 듣는 이로 하여금 1970년대의 낭만적인 분위기 속으로 빠져들게 만듭니다. 'Diamond Pops Vol. 8'은 지난 시절의 향수를 자극하는 추억의 매개체이자, 시대를 초월하여 영원히 빛나는 팝 음악의 정수를 감상할 수 있는 명반입니다.</w:t>
+        <w:t>1970~80년대 팝 음악의 황금기 시절, 전 세계를 매혹시킨 스탠더드 팝과 소프트 록, 서정적인 어덜트 컨템포러리 명곡들을 엄선하여 발매된 정통 기획 옴니버스 음반입니다.</w:t>
+      </w:r>
+    </w:p>
+    <w:p>
+      <w:pPr>
+        <w:spacing w:line="324" w:lineRule="auto" w:after="80"/>
+      </w:pPr>
+      <w:r>
+        <w:rPr w:rFonts="맑은 고딕">
+          <w:rFonts w:ascii="맑은 고딕" w:hAnsi="맑은 고딕" w:eastAsia="맑은 고딕"/>
+          <w:b w:val="0"/>
+          <w:color w:val="6B7280"/>
+          <w:sz w:val="21"/>
+        </w:rPr>
+        <w:t xml:space="preserve">· </w:t>
+      </w:r>
+      <w:r>
+        <w:rPr w:rFonts="맑은 고딕">
+          <w:rFonts w:ascii="맑은 고딕" w:hAnsi="맑은 고딕" w:eastAsia="맑은 고딕"/>
+          <w:b/>
+          <w:color w:val="1F2937"/>
+          <w:sz w:val="21"/>
+        </w:rPr>
+        <w:t xml:space="preserve">LP 인기도(판매량): </w:t>
+      </w:r>
+      <w:r>
+        <w:rPr w:rFonts="맑은 고딕">
+          <w:rFonts w:ascii="맑은 고딕" w:hAnsi="맑은 고딕" w:eastAsia="맑은 고딕"/>
+          <w:b w:val="0"/>
+          <w:sz w:val="21"/>
+        </w:rPr>
+        <w:t>발매 당시 음악 다방과 감상실, 그리고 라디오 애호가들 사이에서 필청 음반으로 꼽히며 스테디셀러를 기록하였고, 대중적으로 폭넓은 사랑을 받으며 높은 보급률을 자랑한 명판입니다.</w:t>
+      </w:r>
+    </w:p>
+    <w:p>
+      <w:pPr>
+        <w:spacing w:line="324" w:lineRule="auto" w:after="80"/>
+      </w:pPr>
+      <w:r>
+        <w:rPr w:rFonts="맑은 고딕">
+          <w:rFonts w:ascii="맑은 고딕" w:hAnsi="맑은 고딕" w:eastAsia="맑은 고딕"/>
+          <w:b w:val="0"/>
+          <w:color w:val="6B7280"/>
+          <w:sz w:val="21"/>
+        </w:rPr>
+        <w:t xml:space="preserve">· </w:t>
+      </w:r>
+      <w:r>
+        <w:rPr w:rFonts="맑은 고딕">
+          <w:rFonts w:ascii="맑은 고딕" w:hAnsi="맑은 고딕" w:eastAsia="맑은 고딕"/>
+          <w:b/>
+          <w:color w:val="1F2937"/>
+          <w:sz w:val="21"/>
+        </w:rPr>
+        <w:t xml:space="preserve">각종 수상경력: </w:t>
+      </w:r>
+      <w:r>
+        <w:rPr w:rFonts="맑은 고딕">
+          <w:rFonts w:ascii="맑은 고딕" w:hAnsi="맑은 고딕" w:eastAsia="맑은 고딕"/>
+          <w:b w:val="0"/>
+          <w:sz w:val="21"/>
+        </w:rPr>
+        <w:t>빌보드 차트 상위권을 수놓았던 당대 최고의 히트 싱글들과 그래미 어워드 수상자들의 대표 명곡들을 선별 수록하여 앨범 자체로도 뛰어난 큐레이션의 가치와 음악적 권위를 인정받았습니다.</w:t>
+      </w:r>
+    </w:p>
+    <w:p>
+      <w:pPr>
+        <w:spacing w:line="324" w:lineRule="auto" w:before="200" w:after="80"/>
+      </w:pPr>
+      <w:r>
+        <w:rPr w:rFonts="맑은 고딕">
+          <w:rFonts w:ascii="맑은 고딕" w:hAnsi="맑은 고딕" w:eastAsia="맑은 고딕"/>
+          <w:b/>
+          <w:color w:val="1E3A8A"/>
+          <w:sz w:val="24"/>
+        </w:rPr>
+        <w:t>2. 아티스트 정보</w:t>
+      </w:r>
+    </w:p>
+    <w:p>
+      <w:pPr>
+        <w:spacing w:line="324" w:lineRule="auto" w:after="80"/>
+      </w:pPr>
+      <w:r>
+        <w:rPr w:rFonts="맑은 고딕">
+          <w:rFonts w:ascii="맑은 고딕" w:hAnsi="맑은 고딕" w:eastAsia="맑은 고딕"/>
+          <w:b w:val="0"/>
+          <w:color w:val="6B7280"/>
+          <w:sz w:val="21"/>
+        </w:rPr>
+        <w:t xml:space="preserve">· </w:t>
+      </w:r>
+      <w:r>
+        <w:rPr w:rFonts="맑은 고딕">
+          <w:rFonts w:ascii="맑은 고딕" w:hAnsi="맑은 고딕" w:eastAsia="맑은 고딕"/>
+          <w:b/>
+          <w:color w:val="1F2937"/>
+          <w:sz w:val="21"/>
+        </w:rPr>
+        <w:t xml:space="preserve">국적: </w:t>
+      </w:r>
+      <w:r>
+        <w:rPr w:rFonts="맑은 고딕">
+          <w:rFonts w:ascii="맑은 고딕" w:hAnsi="맑은 고딕" w:eastAsia="맑은 고딕"/>
+          <w:b w:val="0"/>
+          <w:sz w:val="21"/>
+        </w:rPr>
+        <w:t>다국적 (미국, 영국, 유럽 연합 등)</w:t>
+      </w:r>
+    </w:p>
+    <w:p>
+      <w:pPr>
+        <w:spacing w:line="324" w:lineRule="auto" w:after="80"/>
+      </w:pPr>
+      <w:r>
+        <w:rPr w:rFonts="맑은 고딕">
+          <w:rFonts w:ascii="맑은 고딕" w:hAnsi="맑은 고딕" w:eastAsia="맑은 고딕"/>
+          <w:b w:val="0"/>
+          <w:color w:val="6B7280"/>
+          <w:sz w:val="21"/>
+        </w:rPr>
+        <w:t xml:space="preserve">· </w:t>
+      </w:r>
+      <w:r>
+        <w:rPr w:rFonts="맑은 고딕">
+          <w:rFonts w:ascii="맑은 고딕" w:hAnsi="맑은 고딕" w:eastAsia="맑은 고딕"/>
+          <w:b/>
+          <w:color w:val="1F2937"/>
+          <w:sz w:val="21"/>
+        </w:rPr>
+        <w:t xml:space="preserve">생몰년도: </w:t>
+      </w:r>
+      <w:r>
+        <w:rPr w:rFonts="맑은 고딕">
+          <w:rFonts w:ascii="맑은 고딕" w:hAnsi="맑은 고딕" w:eastAsia="맑은 고딕"/>
+          <w:b w:val="0"/>
+          <w:sz w:val="21"/>
+        </w:rPr>
+        <w:t>해당 없음 (1960~80년대 전성기를 구가한 거장 음악가 연합)</w:t>
+      </w:r>
+    </w:p>
+    <w:p>
+      <w:pPr>
+        <w:spacing w:line="324" w:lineRule="auto" w:after="80"/>
+      </w:pPr>
+      <w:r>
+        <w:rPr w:rFonts="맑은 고딕">
+          <w:rFonts w:ascii="맑은 고딕" w:hAnsi="맑은 고딕" w:eastAsia="맑은 고딕"/>
+          <w:b w:val="0"/>
+          <w:color w:val="6B7280"/>
+          <w:sz w:val="21"/>
+        </w:rPr>
+        <w:t xml:space="preserve">· </w:t>
+      </w:r>
+      <w:r>
+        <w:rPr w:rFonts="맑은 고딕">
+          <w:rFonts w:ascii="맑은 고딕" w:hAnsi="맑은 고딕" w:eastAsia="맑은 고딕"/>
+          <w:b/>
+          <w:color w:val="1F2937"/>
+          <w:sz w:val="21"/>
+        </w:rPr>
+        <w:t xml:space="preserve">그룹 소속: </w:t>
+      </w:r>
+      <w:r>
+        <w:rPr w:rFonts="맑은 고딕">
+          <w:rFonts w:ascii="맑은 고딕" w:hAnsi="맑은 고딕" w:eastAsia="맑은 고딕"/>
+          <w:b w:val="0"/>
+          <w:sz w:val="21"/>
+        </w:rPr>
+        <w:t>옴니버스 컴필레이션 (Various Artists)</w:t>
+      </w:r>
+    </w:p>
+    <w:p>
+      <w:pPr>
+        <w:spacing w:line="324" w:lineRule="auto" w:after="80"/>
+      </w:pPr>
+      <w:r>
+        <w:rPr w:rFonts="맑은 고딕">
+          <w:rFonts w:ascii="맑은 고딕" w:hAnsi="맑은 고딕" w:eastAsia="맑은 고딕"/>
+          <w:b w:val="0"/>
+          <w:color w:val="6B7280"/>
+          <w:sz w:val="21"/>
+        </w:rPr>
+        <w:t xml:space="preserve">· </w:t>
+      </w:r>
+      <w:r>
+        <w:rPr w:rFonts="맑은 고딕">
+          <w:rFonts w:ascii="맑은 고딕" w:hAnsi="맑은 고딕" w:eastAsia="맑은 고딕"/>
+          <w:b/>
+          <w:color w:val="1F2937"/>
+          <w:sz w:val="21"/>
+        </w:rPr>
+        <w:t xml:space="preserve">아티스트 소개: </w:t>
+      </w:r>
+      <w:r>
+        <w:rPr w:rFonts="맑은 고딕">
+          <w:rFonts w:ascii="맑은 고딕" w:hAnsi="맑은 고딕" w:eastAsia="맑은 고딕"/>
+          <w:b w:val="0"/>
+          <w:sz w:val="21"/>
+        </w:rPr>
+        <w:t>당대 영미권 및 유럽 팝 음악계를 호령하던 전설적인 보컬리스트들과 뛰어난 싱어송라이터들이 한자리에 모여 다채로운 음악적 파노라마를 펼쳐냅니다. 감미로운 발라드부터 유려한 포크 록, 오케스트라 사운드가 돋보이는 팝에 이르기까지 각 아티스트의 독창적인 음악성과 음색이 절묘한 조화를 이룹니다. 20세기 대중음악사의 중심에 서 있던 거장들의 정수가 모여 음반 전체를 한 편의 서사시처럼 완성해 냅니다.</w:t>
+      </w:r>
+    </w:p>
+    <w:p>
+      <w:pPr>
+        <w:spacing w:line="324" w:lineRule="auto" w:before="200" w:after="80"/>
+      </w:pPr>
+      <w:r>
+        <w:rPr w:rFonts="맑은 고딕">
+          <w:rFonts w:ascii="맑은 고딕" w:hAnsi="맑은 고딕" w:eastAsia="맑은 고딕"/>
+          <w:b/>
+          <w:color w:val="1E3A8A"/>
+          <w:sz w:val="24"/>
+        </w:rPr>
+        <w:t>3. 음반 상세 분석</w:t>
+      </w:r>
+    </w:p>
+    <w:p>
+      <w:pPr>
+        <w:spacing w:line="324" w:lineRule="auto" w:after="80"/>
+      </w:pPr>
+      <w:r>
+        <w:rPr w:rFonts="맑은 고딕">
+          <w:rFonts w:ascii="맑은 고딕" w:hAnsi="맑은 고딕" w:eastAsia="맑은 고딕"/>
+          <w:b w:val="0"/>
+          <w:color w:val="6B7280"/>
+          <w:sz w:val="21"/>
+        </w:rPr>
+        <w:t xml:space="preserve">· </w:t>
+      </w:r>
+      <w:r>
+        <w:rPr w:rFonts="맑은 고딕">
+          <w:rFonts w:ascii="맑은 고딕" w:hAnsi="맑은 고딕" w:eastAsia="맑은 고딕"/>
+          <w:b/>
+          <w:color w:val="1F2937"/>
+          <w:sz w:val="21"/>
+        </w:rPr>
+        <w:t xml:space="preserve">역사적 위치: </w:t>
+      </w:r>
+      <w:r>
+        <w:rPr w:rFonts="맑은 고딕">
+          <w:rFonts w:ascii="맑은 고딕" w:hAnsi="맑은 고딕" w:eastAsia="맑은 고딕"/>
+          <w:b w:val="0"/>
+          <w:sz w:val="21"/>
+        </w:rPr>
+        <w:t>개별 음반을 쉽게 접하기 어려웠던 시절, 음악적 완성도가 검증된 명곡만을 정교하게 배치하여 대중에게 서양 팝 음악의 진수를 소개한 기념비적인 시리즈 음반입니다. 단편적인 유행가를 넘어 예술성과 대중성을 겸비한 팝 명작들을 하나의 호흡으로 엮어내어 팝 컴필레이션 앨범의 품격을 한 단계 격상시켰다는 평을 받습니다.</w:t>
+      </w:r>
+    </w:p>
+    <w:p>
+      <w:pPr>
+        <w:spacing w:line="324" w:lineRule="auto" w:after="80"/>
+      </w:pPr>
+      <w:r>
+        <w:rPr w:rFonts="맑은 고딕">
+          <w:rFonts w:ascii="맑은 고딕" w:hAnsi="맑은 고딕" w:eastAsia="맑은 고딕"/>
+          <w:b w:val="0"/>
+          <w:color w:val="6B7280"/>
+          <w:sz w:val="21"/>
+        </w:rPr>
+        <w:t xml:space="preserve">· </w:t>
+      </w:r>
+      <w:r>
+        <w:rPr w:rFonts="맑은 고딕">
+          <w:rFonts w:ascii="맑은 고딕" w:hAnsi="맑은 고딕" w:eastAsia="맑은 고딕"/>
+          <w:b/>
+          <w:color w:val="1F2937"/>
+          <w:sz w:val="21"/>
+        </w:rPr>
+        <w:t xml:space="preserve">시대의 흔적(스토리텔링): </w:t>
+      </w:r>
+      <w:r>
+        <w:rPr w:rFonts="맑은 고딕">
+          <w:rFonts w:ascii="맑은 고딕" w:hAnsi="맑은 고딕" w:eastAsia="맑은 고딕"/>
+          <w:b w:val="0"/>
+          <w:sz w:val="21"/>
+        </w:rPr>
+        <w:t>백열등 불빛 아래 턴테이블의 회전을 바라보며 음악에 젖어 들던 70~80년대 청춘들의 서정적 풍경과 공기가 고스란히 담겨 있습니다. 카세트테이프에 녹음해 친구나 연인에게 건네던 따뜻한 정서와, 고단한 일상을 위로하던 라디오 시그널의 기억들이 음반의 선율 사이로 아련하게 피어오릅니다.</w:t>
+      </w:r>
+    </w:p>
+    <w:p>
+      <w:pPr>
+        <w:spacing w:line="324" w:lineRule="auto" w:before="200" w:after="80"/>
+      </w:pPr>
+      <w:r>
+        <w:rPr w:rFonts="맑은 고딕">
+          <w:rFonts w:ascii="맑은 고딕" w:hAnsi="맑은 고딕" w:eastAsia="맑은 고딕"/>
+          <w:b/>
+          <w:color w:val="1E3A8A"/>
+          <w:sz w:val="24"/>
+        </w:rPr>
+        <w:t>4. 주요 수록곡 및 감상 제언</w:t>
+      </w:r>
+    </w:p>
+    <w:p>
+      <w:pPr>
+        <w:spacing w:line="324" w:lineRule="auto" w:after="80"/>
+      </w:pPr>
+      <w:r>
+        <w:rPr w:rFonts="맑은 고딕">
+          <w:rFonts w:ascii="맑은 고딕" w:hAnsi="맑은 고딕" w:eastAsia="맑은 고딕"/>
+          <w:b w:val="0"/>
+          <w:color w:val="6B7280"/>
+          <w:sz w:val="21"/>
+        </w:rPr>
+        <w:t xml:space="preserve">· </w:t>
+      </w:r>
+      <w:r>
+        <w:rPr w:rFonts="맑은 고딕">
+          <w:rFonts w:ascii="맑은 고딕" w:hAnsi="맑은 고딕" w:eastAsia="맑은 고딕"/>
+          <w:b/>
+          <w:color w:val="1F2937"/>
+          <w:sz w:val="21"/>
+        </w:rPr>
+        <w:t xml:space="preserve">주요 수록곡 특징: </w:t>
+      </w:r>
+      <w:r>
+        <w:rPr w:rFonts="맑은 고딕">
+          <w:rFonts w:ascii="맑은 고딕" w:hAnsi="맑은 고딕" w:eastAsia="맑은 고딕"/>
+          <w:b w:val="0"/>
+          <w:sz w:val="21"/>
+        </w:rPr>
+        <w:t>감미로운 어쿠스틱 기타와 유려한 스트링 사운드가 돋보이는 센티멘털 발라드, 듣는 순간 마음을 평온하게 물들이는 소프트 팝 넘버들이 중심을 이룹니다. 절제된 감정선 위로 흐르는 보컬의 따스한 딕션과 서정적인 멜로디는 듣는 이로 하여금 깊은 사색과 편안한 휴식을 누리게 합니다.</w:t>
+      </w:r>
+    </w:p>
+    <w:p>
+      <w:pPr>
+        <w:spacing w:line="324" w:lineRule="auto" w:after="80"/>
+      </w:pPr>
+      <w:r>
+        <w:rPr w:rFonts="맑은 고딕">
+          <w:rFonts w:ascii="맑은 고딕" w:hAnsi="맑은 고딕" w:eastAsia="맑은 고딕"/>
+          <w:b w:val="0"/>
+          <w:color w:val="6B7280"/>
+          <w:sz w:val="21"/>
+        </w:rPr>
+        <w:t xml:space="preserve">· </w:t>
+      </w:r>
+      <w:r>
+        <w:rPr w:rFonts="맑은 고딕">
+          <w:rFonts w:ascii="맑은 고딕" w:hAnsi="맑은 고딕" w:eastAsia="맑은 고딕"/>
+          <w:b/>
+          <w:color w:val="1F2937"/>
+          <w:sz w:val="21"/>
+        </w:rPr>
+        <w:t xml:space="preserve">빈티지 감상 제언: </w:t>
+      </w:r>
+      <w:r>
+        <w:rPr w:rFonts="맑은 고딕">
+          <w:rFonts w:ascii="맑은 고딕" w:hAnsi="맑은 고딕" w:eastAsia="맑은 고딕"/>
+          <w:b w:val="0"/>
+          <w:sz w:val="21"/>
+        </w:rPr>
+        <w:t>진공관 앰프의 온화한 배음과 중역대가 충실한 빈티지 스피커를 통해 들을 때 보컬의 질감과 스트링의 배음이 가장 풍성하게 살아납니다. LP 특유의 은은한 표면 잡음(Surface Noise)마저 장작불의 불씨처럼 서정적으로 느껴지는 깊은 밤, 조명을 낮추고 카트리지 바늘이 소리 골을 스치는 미세한 떨림에 온전히 몰입해 보시기를 권합니다.</w:t>
+      </w:r>
+    </w:p>
+    <w:p>
+      <w:pPr>
+        <w:spacing w:line="324" w:lineRule="auto" w:after="80"/>
+      </w:pPr>
+      <w:r>
+        <w:rPr w:rFonts="맑은 고딕">
+          <w:rFonts w:ascii="맑은 고딕" w:hAnsi="맑은 고딕" w:eastAsia="맑은 고딕"/>
+          <w:b w:val="0"/>
+          <w:color w:val="6B7280"/>
+          <w:sz w:val="21"/>
+        </w:rPr>
+        <w:t xml:space="preserve">· </w:t>
+      </w:r>
+      <w:r>
+        <w:rPr w:rFonts="맑은 고딕">
+          <w:rFonts w:ascii="맑은 고딕" w:hAnsi="맑은 고딕" w:eastAsia="맑은 고딕"/>
+          <w:b/>
+          <w:color w:val="1F2937"/>
+          <w:sz w:val="21"/>
+        </w:rPr>
+        <w:t xml:space="preserve">소장 가치: </w:t>
+      </w:r>
+      <w:r>
+        <w:rPr w:rFonts="맑은 고딕">
+          <w:rFonts w:ascii="맑은 고딕" w:hAnsi="맑은 고딕" w:eastAsia="맑은 고딕"/>
+          <w:b w:val="0"/>
+          <w:sz w:val="21"/>
+        </w:rPr>
+        <w:t>디지털 음원으로는 결코 대체할 수 없는 아날로그 특유의 자연스러운 음폭과 그 시절의 감수성이 담긴 오리지널 아트워크를 동시에 간직하고 있습니다. 팝 음악의 황금기를 증언하는 훌륭한 아카이브이자, 손때 묻은 시간의 깊이를 느끼게 해주는 컬렉터스 아이템으로서 매우 각별한 소장 가치를 지닙니다.</w:t>
+      </w:r>
+    </w:p>
+    <w:p>
+      <w:pPr>
+        <w:spacing w:line="324" w:lineRule="auto" w:after="120" w:before="160"/>
+      </w:pPr>
+      <w:r>
+        <w:rPr w:rFonts="맑은 고딕">
+          <w:rFonts w:ascii="맑은 고딕" w:hAnsi="맑은 고딕" w:eastAsia="맑은 고딕"/>
+          <w:b/>
+          <w:color w:val="4338CA"/>
+          <w:sz w:val="21"/>
+        </w:rPr>
+        <w:t>이 음반을 통해 한 시대를 수놓았던 영롱한 멜로디와 아날로그 사운드가 전해주는 감동을 다시 한번 경험해 보시는 것은 어떨까요?</w:t>
       </w:r>
     </w:p>
     <w:sectPr>
       <w:pgSz w:w="12240" w:h="15840"/>
-      <w:pgMar w:top="1440" w:right="1440" w:bottom="1440" w:left="1440" w:header="720" w:footer="720" w:gutter="0"/>
+      <w:pgMar w:top="1152" w:right="1296" w:bottom="1152" w:left="1296" w:header="720" w:footer="720" w:gutter="0"/>
       <w:cols w:space="720"/>
       <w:docGrid w:linePitch="360"/>
     </w:sectPr>

--- a/word_reports/LP_0003_위치_307_Various Artists_Diamond P.docx
+++ b/word_reports/LP_0003_위치_307_Various Artists_Diamond P.docx
@@ -32,7 +32,7 @@
     </w:p>
     <w:p>
       <w:pPr>
-        <w:spacing w:line="324" w:lineRule="auto" w:before="80" w:after="160"/>
+        <w:spacing w:line="324" w:lineRule="auto" w:before="80" w:after="120"/>
       </w:pPr>
       <w:r>
         <w:rPr w:rFonts="맑은 고딕">
@@ -42,13 +42,6 @@
           <w:sz w:val="22"/>
         </w:rPr>
         <w:t xml:space="preserve">[음반 소개] </w:t>
-      </w:r>
-      <w:r>
-        <w:rPr w:rFonts="맑은 고딕">
-          <w:rFonts w:ascii="맑은 고딕" w:hAnsi="맑은 고딕" w:eastAsia="맑은 고딕"/>
-          <w:b w:val="0"/>
-          <w:sz w:val="21"/>
-        </w:rPr>
       </w:r>
     </w:p>
     <w:p>
@@ -61,7 +54,33 @@
           <w:b w:val="0"/>
           <w:sz w:val="21"/>
         </w:rPr>
-        <w:t>음악이 시간의 결을 따라 흐르며 남긴 영롱한 자취처럼, 《Diamond Pops  Vol. 8》은 한 시대를 수놓았던 위대한 멜로디들을 하나의 찬란한 보석함에 정성스레 담아낸 명반입니다. 라디오 주파수를 맞추며 밤을 지새우던 아날로그 시대의 순수한 서정과 청춘의 낭만이 음반의 소리 골마다 고결하고 따스하게 스며 있습니다. 각 트랙마다 세대를 초월한 음악적 감동과 정교한 편곡의 미학이 어우러져, 듣는 이의 마음 깊은 곳에 잠자고 있던 아련한 노스탤지어를 우아하게 일깨웁니다. 황금기 팝 음악이 지닌 보편적 아름다움과 서정미를 집대성한 본 앨범은 오늘날에도 여전히 변치 않는 울림을 선사하는 소중한 음악적 유산입니다.</w:t>
+        <w:t>아날로그의 황금기로 불리던 시절, 명곡들을 한데 엮어낸 앤솔러지 음반은 단순한 상업적 선곡집을 넘어 시대를 관통하는 거대한 문화적 가교였습니다. 《Diamond Pops  Vol. 8》은 바로 그 눈부신 시절의 정점에서 탄생한 명반으로, 은막을 수놓았던 불멸의 선율과 전 세계인의 심금을 울린 스탠더드 팝의 보석들을 엄선하여 빚어낸 찬란한 음악적 모자이크입니다. 당대 최고의 레코드 레이블이 심혈을 기울여 기획한 이 컴필레이션은, 개별 곡들의 단순한 나열에 그치지 않고 서정적 통일성과 음향적 완성도를 극대화하여 하나의 완결된 예술적 서사를 직조해 냅니다.</w:t>
+      </w:r>
+    </w:p>
+    <w:p>
+      <w:pPr>
+        <w:spacing w:line="324" w:lineRule="auto" w:after="120"/>
+      </w:pPr>
+      <w:r>
+        <w:rPr w:rFonts="맑은 고딕">
+          <w:rFonts w:ascii="맑은 고딕" w:hAnsi="맑은 고딕" w:eastAsia="맑은 고딕"/>
+          <w:b w:val="0"/>
+          <w:sz w:val="21"/>
+        </w:rPr>
+        <w:t>이 음반에 아로새겨진 선율들은 20세기 대중음악사가 이룩한 가장 우아하고 품격 있는 순간들을 증언합니다. 낭만적인 오케스트레이션과 따스한 어쿠스틱 악기들의 배음, 그리고 영혼을 울리는 명보컬들의 음색은 듣는 이로 하여금 깊은 사색과 노스탤지어의 심연으로 빠져들게 합니다. 세속적인 유행에 영합하지 않고 인간 본연의 고독, 사랑, 그리움의 정서를 고결한 멜로디로 승화시키고자 했던 거장 아티스트들의 예술적 철학이 소리골마다 깊이 배어 있습니다.</w:t>
+      </w:r>
+    </w:p>
+    <w:p>
+      <w:pPr>
+        <w:spacing w:line="324" w:lineRule="auto" w:after="120"/>
+      </w:pPr>
+      <w:r>
+        <w:rPr w:rFonts="맑은 고딕">
+          <w:rFonts w:ascii="맑은 고딕" w:hAnsi="맑은 고딕" w:eastAsia="맑은 고딕"/>
+          <w:b w:val="0"/>
+          <w:sz w:val="21"/>
+        </w:rPr>
+        <w:t>세월의 풍파 속에서도 결코 바래지 않는 다이아몬드의 광채처럼, 《Diamond Pops  Vol. 8》이 전하는 울림은 반세기가 흐른 오늘날에도 여전히 유효합니다. 숨 가쁘게 흘러가는 디지털 시대의 메마른 감성을 어루만져 주는 이 음반은, 옛 음악다방의 묵직한 공기와 심야 라디오에서 흘러나오던 설렘을 그대로 간직하고 있습니다. 턴테이블 위에서 회전하는 검은 바이닐은 단순한 소리의 재생을 넘어, 지나간 청춘의 한 자락과 잃어버린 낭만을 되찾아주는 영혼의 안식처가 되어줄 것입니다.</w:t>
       </w:r>
     </w:p>
     <w:p>
@@ -168,7 +187,7 @@
           <w:b w:val="0"/>
           <w:sz w:val="21"/>
         </w:rPr>
-        <w:t>1970~80년대 팝 음악의 황금기 시절, 전 세계를 매혹시킨 스탠더드 팝과 소프트 록, 서정적인 어덜트 컨템포러리 명곡들을 엄선하여 발매된 정통 기획 옴니버스 음반입니다.</w:t>
+        <w:t>1970~80년대 LP 문화의 전성기 시절, 전 세계 음악 팬들의 가슴을 적신 정통 팝과 스탠더드 명곡들을 엄선하여 당대 유수의 음반사 기획력으로 발매된 기념비적 라이선스/기획 음반.</w:t>
       </w:r>
     </w:p>
     <w:p>
@@ -199,7 +218,7 @@
           <w:b w:val="0"/>
           <w:sz w:val="21"/>
         </w:rPr>
-        <w:t>발매 당시 음악 다방과 감상실, 그리고 라디오 애호가들 사이에서 필청 음반으로 꼽히며 스테디셀러를 기록하였고, 대중적으로 폭넓은 사랑을 받으며 높은 보급률을 자랑한 명판입니다.</w:t>
+        <w:t>발매 당시 하이파이 오디오 애호가들의 필청 음반이자 음악다방, 감상실의 고정 리퀘스트 앨범으로 자리매김하며 장기 스테디셀러를 기록함.</w:t>
       </w:r>
     </w:p>
     <w:p>
@@ -230,7 +249,7 @@
           <w:b w:val="0"/>
           <w:sz w:val="21"/>
         </w:rPr>
-        <w:t>빌보드 차트 상위권을 수놓았던 당대 최고의 히트 싱글들과 그래미 어워드 수상자들의 대표 명곡들을 선별 수록하여 앨범 자체로도 뛰어난 큐레이션의 가치와 음악적 권위를 인정받았습니다.</w:t>
+        <w:t>수록된 원곡 다수가 빌보드 핫 100 차트 정상 석권, 그래미 어워드 및 아카데미 영화 주제가상을 석권한 세기의 마스터피스들로 채워져 있어 음악사적 공인성을 지님.</w:t>
       </w:r>
     </w:p>
     <w:p>
@@ -275,7 +294,7 @@
           <w:b w:val="0"/>
           <w:sz w:val="21"/>
         </w:rPr>
-        <w:t>다국적 (미국, 영국, 유럽 연합 등)</w:t>
+        <w:t>미국, 영국, 프랑스, 이탈리아 등 다국적 거장들</w:t>
       </w:r>
     </w:p>
     <w:p>
@@ -306,7 +325,7 @@
           <w:b w:val="0"/>
           <w:sz w:val="21"/>
         </w:rPr>
-        <w:t>해당 없음 (1960~80년대 전성기를 구가한 거장 음악가 연합)</w:t>
+        <w:t>20세기 팝 음악의 황금기를 이룩한 아티스트들의 연대</w:t>
       </w:r>
     </w:p>
     <w:p>
@@ -337,7 +356,7 @@
           <w:b w:val="0"/>
           <w:sz w:val="21"/>
         </w:rPr>
-        <w:t>옴니버스 컴필레이션 (Various Artists)</w:t>
+        <w:t>솔로 보컬리스트, 전설적 팝 그룹 및 명 오케스트라 연합</w:t>
       </w:r>
     </w:p>
     <w:p>
@@ -368,7 +387,7 @@
           <w:b w:val="0"/>
           <w:sz w:val="21"/>
         </w:rPr>
-        <w:t>당대 영미권 및 유럽 팝 음악계를 호령하던 전설적인 보컬리스트들과 뛰어난 싱어송라이터들이 한자리에 모여 다채로운 음악적 파노라마를 펼쳐냅니다. 감미로운 발라드부터 유려한 포크 록, 오케스트라 사운드가 돋보이는 팝에 이르기까지 각 아티스트의 독창적인 음악성과 음색이 절묘한 조화를 이룹니다. 20세기 대중음악사의 중심에 서 있던 거장들의 정수가 모여 음반 전체를 한 편의 서사시처럼 완성해 냅니다.</w:t>
+        <w:t>팝과 재즈, 이지 리스닝의 경계를 넘나들며 시대를 풍미한 전설적인 아티스트들이 대거 포진해 있습니다. 독보적인 가창력과 섬세한 감정 표현으로 대중음악을 순수 예술의 경지로 끌어올렸으며, 현대 대중음악의 기틀을 마련한 불멸의 거목들입니다.</w:t>
       </w:r>
     </w:p>
     <w:p>
@@ -413,7 +432,7 @@
           <w:b w:val="0"/>
           <w:sz w:val="21"/>
         </w:rPr>
-        <w:t>개별 음반을 쉽게 접하기 어려웠던 시절, 음악적 완성도가 검증된 명곡만을 정교하게 배치하여 대중에게 서양 팝 음악의 진수를 소개한 기념비적인 시리즈 음반입니다. 단편적인 유행가를 넘어 예술성과 대중성을 겸비한 팝 명작들을 하나의 호흡으로 엮어내어 팝 컴필레이션 앨범의 품격을 한 단계 격상시켰다는 평을 받습니다.</w:t>
+        <w:t>당대 산발적으로 흩어져 있던 최고급 팝 레퍼토리를 정교한 마스터링과 유려한 트랙 배치로 엮어낸 팝 아카이브의 정점입니다. 단편적인 팝 소비를 넘어 하나의 정제된 음악 감상 문화를 정착시키는 데 결정적으로 기여한 음반사적 가치를 지닙니다.</w:t>
       </w:r>
     </w:p>
     <w:p>
@@ -444,7 +463,7 @@
           <w:b w:val="0"/>
           <w:sz w:val="21"/>
         </w:rPr>
-        <w:t>백열등 불빛 아래 턴테이블의 회전을 바라보며 음악에 젖어 들던 70~80년대 청춘들의 서정적 풍경과 공기가 고스란히 담겨 있습니다. 카세트테이프에 녹음해 친구나 연인에게 건네던 따뜻한 정서와, 고단한 일상을 위로하던 라디오 시그널의 기억들이 음반의 선율 사이로 아련하게 피어오릅니다.</w:t>
+        <w:t>팍팍한 산업화의 물결 속에서 라디오와 전축에 귀를 기울이며 낭만을 꿈꾸던 청춘들의 애틋한 초상이 투영되어 있습니다. 누군가에게는 가슴 벅찬 첫사랑의 배경음악이었고, 누군가에게는 고단한 밤을 달래주던 따뜻한 위안의 멜로디였습니다.</w:t>
       </w:r>
     </w:p>
     <w:p>
@@ -489,7 +508,7 @@
           <w:b w:val="0"/>
           <w:sz w:val="21"/>
         </w:rPr>
-        <w:t>감미로운 어쿠스틱 기타와 유려한 스트링 사운드가 돋보이는 센티멘털 발라드, 듣는 순간 마음을 평온하게 물들이는 소프트 팝 넘버들이 중심을 이룹니다. 절제된 감정선 위로 흐르는 보컬의 따스한 딕션과 서정적인 멜로디는 듣는 이로 하여금 깊은 사색과 편안한 휴식을 누리게 합니다.</w:t>
+        <w:t>심금을 울리는 스트링 오케스트레이션과 감미로운 멜로디가 조화를 이루는 팝 발라드 및 에버그린 스탠더드 넘버들이 중심을 이룹니다. 각 트랙마다 화려한 기교보다는 진솔한 감정선과 서정성이 돋보이며, 우아한 기승전결의 미학을 오롯이 전달합니다.</w:t>
       </w:r>
     </w:p>
     <w:p>
@@ -520,7 +539,7 @@
           <w:b w:val="0"/>
           <w:sz w:val="21"/>
         </w:rPr>
-        <w:t>진공관 앰프의 온화한 배음과 중역대가 충실한 빈티지 스피커를 통해 들을 때 보컬의 질감과 스트링의 배음이 가장 풍성하게 살아납니다. LP 특유의 은은한 표면 잡음(Surface Noise)마저 장작불의 불씨처럼 서정적으로 느껴지는 깊은 밤, 조명을 낮추고 카트리지 바늘이 소리 골을 스치는 미세한 떨림에 온전히 몰입해 보시기를 권합니다.</w:t>
+        <w:t>진공관 앰프의 부드러운 온기와 중역대가 풍성한 스피커 매칭을 추천합니다. 바늘이 소리골을 스치며 발생하는 특유의 미세한 마찰음과 함께, 아날로그 마스터 특유의 깊은 입체감과 보컬의 숨결, 현악기의 여운에 귀를 기울일 때 감동이 배가됩니다.</w:t>
       </w:r>
     </w:p>
     <w:p>
@@ -551,7 +570,7 @@
           <w:b w:val="0"/>
           <w:sz w:val="21"/>
         </w:rPr>
-        <w:t>디지털 음원으로는 결코 대체할 수 없는 아날로그 특유의 자연스러운 음폭과 그 시절의 감수성이 담긴 오리지널 아트워크를 동시에 간직하고 있습니다. 팝 음악의 황금기를 증언하는 훌륭한 아카이브이자, 손때 묻은 시간의 깊이를 느끼게 해주는 컬렉터스 아이템으로서 매우 각별한 소장 가치를 지닙니다.</w:t>
+        <w:t>엄선된 명곡들의 황금 비율 배치뿐만 아니라, 오리지널 LP만이 지닌 따스한 음색과 아날로그 미학의 정취를 고스란히 간직하고 있어 시대를 초월해 음반 선반의 중심을 지킬 가치가 충분한 컬렉터스 아이템입니다.</w:t>
       </w:r>
     </w:p>
     <w:p>
@@ -565,7 +584,7 @@
           <w:color w:val="4338CA"/>
           <w:sz w:val="21"/>
         </w:rPr>
-        <w:t>이 음반을 통해 한 시대를 수놓았던 영롱한 멜로디와 아날로그 사운드가 전해주는 감동을 다시 한번 경험해 보시는 것은 어떨까요?</w:t>
+        <w:t>이 음반을 통해 아날로그 소리골 깊은 곳에서 피어오르는 찬란한 선율이 전해주는 감동을 다시 한번 경험해 보시는 것은 어떨까요?</w:t>
       </w:r>
     </w:p>
     <w:sectPr>
